--- a/Отчет.docx
+++ b/Отчет.docx
@@ -84,6 +84,7 @@
     </w:p>
     <w:p>
       <w:pPr>
+        <w:jc w:val="center"/>
         <w:rPr>
           <w:rFonts w:ascii="Times New Roman" w:hAnsi="Times New Roman" w:cs="Times New Roman"/>
           <w:b/>
@@ -137,12 +138,19 @@
           <w:sz w:val="28"/>
           <w:szCs w:val="28"/>
         </w:rPr>
-        <w:t>ДЕНЬ 2</w:t>
-      </w:r>
-    </w:p>
-    <w:p>
-      <w:pPr>
-        <w:jc w:val="center"/>
+        <w:t xml:space="preserve">ДЕНЬ </w:t>
+      </w:r>
+      <w:r>
+        <w:rPr>
+          <w:rFonts w:ascii="Times New Roman" w:hAnsi="Times New Roman" w:cs="Times New Roman"/>
+          <w:sz w:val="28"/>
+          <w:szCs w:val="28"/>
+        </w:rPr>
+        <w:t>4</w:t>
+      </w:r>
+    </w:p>
+    <w:p>
+      <w:pPr>
         <w:rPr>
           <w:rFonts w:ascii="Times New Roman" w:hAnsi="Times New Roman" w:cs="Times New Roman"/>
           <w:b/>
@@ -159,7 +167,7 @@
           <w:sz w:val="28"/>
           <w:szCs w:val="28"/>
         </w:rPr>
-        <w:t xml:space="preserve">Проектирование ER-диаграммы и создание базы данных в MySQL </w:t>
+        <w:t xml:space="preserve">Отработка SQL-запросов на основе своей ER-диаграммы в MySQL </w:t>
       </w:r>
       <w:proofErr w:type="spellStart"/>
       <w:r>
@@ -173,180 +181,105 @@
         <w:t>Workbench</w:t>
       </w:r>
       <w:proofErr w:type="spellEnd"/>
+    </w:p>
+    <w:p>
+      <w:pPr>
+        <w:rPr>
+          <w:rFonts w:ascii="Times New Roman" w:hAnsi="Times New Roman" w:cs="Times New Roman"/>
+          <w:iCs/>
+          <w:sz w:val="28"/>
+          <w:szCs w:val="28"/>
+        </w:rPr>
+      </w:pPr>
+    </w:p>
+    <w:p>
+      <w:pPr>
+        <w:jc w:val="right"/>
+        <w:rPr>
+          <w:rFonts w:ascii="Times New Roman" w:hAnsi="Times New Roman" w:cs="Times New Roman"/>
+          <w:iCs/>
+          <w:sz w:val="28"/>
+          <w:szCs w:val="28"/>
+        </w:rPr>
+      </w:pPr>
+    </w:p>
+    <w:p>
+      <w:pPr>
+        <w:jc w:val="right"/>
+        <w:rPr>
+          <w:rFonts w:ascii="Times New Roman" w:hAnsi="Times New Roman" w:cs="Times New Roman"/>
+          <w:iCs/>
+          <w:sz w:val="28"/>
+          <w:szCs w:val="28"/>
+        </w:rPr>
+      </w:pPr>
+    </w:p>
+    <w:p>
+      <w:pPr>
+        <w:jc w:val="right"/>
+        <w:rPr>
+          <w:rFonts w:ascii="Times New Roman" w:hAnsi="Times New Roman" w:cs="Times New Roman"/>
+          <w:iCs/>
+          <w:sz w:val="28"/>
+          <w:szCs w:val="28"/>
+        </w:rPr>
+      </w:pPr>
+    </w:p>
+    <w:p>
+      <w:pPr>
+        <w:jc w:val="right"/>
+        <w:rPr>
+          <w:rFonts w:ascii="Times New Roman" w:hAnsi="Times New Roman" w:cs="Times New Roman"/>
+          <w:iCs/>
+          <w:sz w:val="28"/>
+          <w:szCs w:val="28"/>
+        </w:rPr>
+      </w:pPr>
+      <w:r>
+        <w:rPr>
+          <w:rFonts w:ascii="Times New Roman" w:hAnsi="Times New Roman" w:cs="Times New Roman"/>
+          <w:iCs/>
+          <w:sz w:val="28"/>
+          <w:szCs w:val="28"/>
+        </w:rPr>
+        <w:t>Выполнила: Аракчеева Екатерина,</w:t>
+      </w:r>
+    </w:p>
+    <w:p>
+      <w:pPr>
+        <w:jc w:val="right"/>
+        <w:rPr>
+          <w:rFonts w:ascii="Times New Roman" w:hAnsi="Times New Roman" w:cs="Times New Roman"/>
+          <w:iCs/>
+          <w:sz w:val="28"/>
+          <w:szCs w:val="28"/>
+        </w:rPr>
+      </w:pPr>
+      <w:r>
+        <w:rPr>
+          <w:rFonts w:ascii="Times New Roman" w:hAnsi="Times New Roman" w:cs="Times New Roman"/>
+          <w:iCs/>
+          <w:sz w:val="28"/>
+          <w:szCs w:val="28"/>
+        </w:rPr>
+        <w:t>Студентка 24-ИС.</w:t>
+      </w:r>
+    </w:p>
+    <w:p>
+      <w:pPr>
+        <w:jc w:val="right"/>
+        <w:rPr>
+          <w:rFonts w:ascii="Times New Roman" w:hAnsi="Times New Roman" w:cs="Times New Roman"/>
+          <w:iCs/>
+          <w:sz w:val="28"/>
+          <w:szCs w:val="28"/>
+        </w:rPr>
+      </w:pPr>
       <w:r>
         <w:rPr>
           <w:rFonts w:ascii="Times New Roman" w:hAnsi="Times New Roman" w:cs="Times New Roman"/>
           <w:b/>
           <w:bCs/>
-          <w:sz w:val="28"/>
-          <w:szCs w:val="28"/>
-        </w:rPr>
-        <w:t>.</w:t>
-      </w:r>
-    </w:p>
-    <w:p>
-      <w:pPr>
-        <w:jc w:val="center"/>
-        <w:rPr>
-          <w:rFonts w:ascii="Times New Roman" w:hAnsi="Times New Roman" w:cs="Times New Roman"/>
-          <w:iCs/>
-          <w:sz w:val="28"/>
-          <w:szCs w:val="28"/>
-        </w:rPr>
-      </w:pPr>
-    </w:p>
-    <w:p>
-      <w:pPr>
-        <w:rPr>
-          <w:rFonts w:ascii="Times New Roman" w:hAnsi="Times New Roman" w:cs="Times New Roman"/>
-          <w:iCs/>
-          <w:sz w:val="28"/>
-          <w:szCs w:val="28"/>
-        </w:rPr>
-      </w:pPr>
-    </w:p>
-    <w:p>
-      <w:pPr>
-        <w:jc w:val="center"/>
-        <w:rPr>
-          <w:rFonts w:ascii="Times New Roman" w:hAnsi="Times New Roman" w:cs="Times New Roman"/>
-          <w:iCs/>
-          <w:sz w:val="28"/>
-          <w:szCs w:val="28"/>
-        </w:rPr>
-      </w:pPr>
-    </w:p>
-    <w:p>
-      <w:pPr>
-        <w:jc w:val="center"/>
-        <w:rPr>
-          <w:rFonts w:ascii="Times New Roman" w:hAnsi="Times New Roman" w:cs="Times New Roman"/>
-          <w:iCs/>
-          <w:sz w:val="28"/>
-          <w:szCs w:val="28"/>
-        </w:rPr>
-      </w:pPr>
-    </w:p>
-    <w:p>
-      <w:pPr>
-        <w:jc w:val="center"/>
-        <w:rPr>
-          <w:rFonts w:ascii="Times New Roman" w:hAnsi="Times New Roman" w:cs="Times New Roman"/>
-          <w:iCs/>
-          <w:sz w:val="28"/>
-          <w:szCs w:val="28"/>
-        </w:rPr>
-      </w:pPr>
-    </w:p>
-    <w:p>
-      <w:pPr>
-        <w:jc w:val="right"/>
-        <w:rPr>
-          <w:rFonts w:ascii="Times New Roman" w:hAnsi="Times New Roman" w:cs="Times New Roman"/>
-          <w:iCs/>
-          <w:sz w:val="28"/>
-          <w:szCs w:val="28"/>
-        </w:rPr>
-      </w:pPr>
-      <w:r>
-        <w:rPr>
-          <w:rFonts w:ascii="Times New Roman" w:hAnsi="Times New Roman" w:cs="Times New Roman"/>
-          <w:iCs/>
-          <w:sz w:val="28"/>
-          <w:szCs w:val="28"/>
-        </w:rPr>
-        <w:t>Выполнил</w:t>
-      </w:r>
-      <w:r>
-        <w:rPr>
-          <w:rFonts w:ascii="Times New Roman" w:hAnsi="Times New Roman" w:cs="Times New Roman"/>
-          <w:iCs/>
-          <w:sz w:val="28"/>
-          <w:szCs w:val="28"/>
-        </w:rPr>
-        <w:t>а</w:t>
-      </w:r>
-      <w:r>
-        <w:rPr>
-          <w:rFonts w:ascii="Times New Roman" w:hAnsi="Times New Roman" w:cs="Times New Roman"/>
-          <w:iCs/>
-          <w:sz w:val="28"/>
-          <w:szCs w:val="28"/>
-        </w:rPr>
-        <w:t>:</w:t>
-      </w:r>
-      <w:r>
-        <w:rPr>
-          <w:rFonts w:ascii="Times New Roman" w:hAnsi="Times New Roman" w:cs="Times New Roman"/>
-          <w:iCs/>
-          <w:sz w:val="28"/>
-          <w:szCs w:val="28"/>
-        </w:rPr>
-        <w:t xml:space="preserve"> Аракчеева Екатерина</w:t>
-      </w:r>
-      <w:r>
-        <w:rPr>
-          <w:rFonts w:ascii="Times New Roman" w:hAnsi="Times New Roman" w:cs="Times New Roman"/>
-          <w:iCs/>
-          <w:sz w:val="28"/>
-          <w:szCs w:val="28"/>
-        </w:rPr>
-        <w:t>,</w:t>
-      </w:r>
-    </w:p>
-    <w:p>
-      <w:pPr>
-        <w:jc w:val="right"/>
-        <w:rPr>
-          <w:rFonts w:ascii="Times New Roman" w:hAnsi="Times New Roman" w:cs="Times New Roman"/>
-          <w:iCs/>
-          <w:sz w:val="28"/>
-          <w:szCs w:val="28"/>
-        </w:rPr>
-      </w:pPr>
-      <w:r>
-        <w:rPr>
-          <w:rFonts w:ascii="Times New Roman" w:hAnsi="Times New Roman" w:cs="Times New Roman"/>
-          <w:iCs/>
-          <w:sz w:val="28"/>
-          <w:szCs w:val="28"/>
-        </w:rPr>
-        <w:t>Студент</w:t>
-      </w:r>
-      <w:r>
-        <w:rPr>
-          <w:rFonts w:ascii="Times New Roman" w:hAnsi="Times New Roman" w:cs="Times New Roman"/>
-          <w:iCs/>
-          <w:sz w:val="28"/>
-          <w:szCs w:val="28"/>
-        </w:rPr>
-        <w:t>ка</w:t>
-      </w:r>
-      <w:r>
-        <w:rPr>
-          <w:rFonts w:ascii="Times New Roman" w:hAnsi="Times New Roman" w:cs="Times New Roman"/>
-          <w:iCs/>
-          <w:sz w:val="28"/>
-          <w:szCs w:val="28"/>
-        </w:rPr>
-        <w:t xml:space="preserve"> 24-ИС.</w:t>
-      </w:r>
-    </w:p>
-    <w:p>
-      <w:pPr>
-        <w:jc w:val="right"/>
-        <w:rPr>
-          <w:rFonts w:ascii="Times New Roman" w:hAnsi="Times New Roman" w:cs="Times New Roman"/>
-          <w:iCs/>
-          <w:sz w:val="28"/>
-          <w:szCs w:val="28"/>
-        </w:rPr>
-      </w:pPr>
-      <w:r>
-        <w:rPr>
-          <w:rFonts w:ascii="Times New Roman" w:hAnsi="Times New Roman" w:cs="Times New Roman"/>
-          <w:b/>
-          <w:bCs/>
           <w:iCs/>
           <w:sz w:val="28"/>
           <w:szCs w:val="28"/>
@@ -365,51 +298,56 @@
     </w:p>
     <w:p>
       <w:pPr>
-        <w:jc w:val="right"/>
-        <w:rPr>
-          <w:rFonts w:ascii="Times New Roman" w:hAnsi="Times New Roman" w:cs="Times New Roman"/>
-          <w:iCs/>
-          <w:sz w:val="28"/>
-          <w:szCs w:val="28"/>
-        </w:rPr>
-      </w:pPr>
-    </w:p>
-    <w:p>
-      <w:pPr>
-        <w:jc w:val="center"/>
-        <w:rPr>
-          <w:rFonts w:ascii="Times New Roman" w:hAnsi="Times New Roman" w:cs="Times New Roman"/>
-          <w:iCs/>
-          <w:sz w:val="28"/>
-          <w:szCs w:val="28"/>
-        </w:rPr>
-      </w:pPr>
-    </w:p>
-    <w:p>
-      <w:pPr>
-        <w:jc w:val="center"/>
-        <w:rPr>
-          <w:rFonts w:ascii="Times New Roman" w:hAnsi="Times New Roman" w:cs="Times New Roman"/>
-          <w:iCs/>
-          <w:sz w:val="28"/>
-          <w:szCs w:val="28"/>
-        </w:rPr>
-      </w:pPr>
-    </w:p>
-    <w:p>
-      <w:pPr>
-        <w:jc w:val="center"/>
-        <w:rPr>
-          <w:rFonts w:ascii="Times New Roman" w:hAnsi="Times New Roman" w:cs="Times New Roman"/>
-          <w:iCs/>
-          <w:sz w:val="28"/>
-          <w:szCs w:val="28"/>
-        </w:rPr>
-      </w:pPr>
-    </w:p>
-    <w:p>
-      <w:pPr>
-        <w:jc w:val="center"/>
+        <w:rPr>
+          <w:rFonts w:ascii="Times New Roman" w:hAnsi="Times New Roman" w:cs="Times New Roman"/>
+          <w:iCs/>
+          <w:sz w:val="28"/>
+          <w:szCs w:val="28"/>
+        </w:rPr>
+      </w:pPr>
+    </w:p>
+    <w:p>
+      <w:pPr>
+        <w:rPr>
+          <w:rFonts w:ascii="Times New Roman" w:hAnsi="Times New Roman" w:cs="Times New Roman"/>
+          <w:iCs/>
+          <w:sz w:val="28"/>
+          <w:szCs w:val="28"/>
+        </w:rPr>
+      </w:pPr>
+    </w:p>
+    <w:p>
+      <w:pPr>
+        <w:rPr>
+          <w:rFonts w:ascii="Times New Roman" w:hAnsi="Times New Roman" w:cs="Times New Roman"/>
+          <w:iCs/>
+          <w:sz w:val="28"/>
+          <w:szCs w:val="28"/>
+        </w:rPr>
+      </w:pPr>
+    </w:p>
+    <w:p>
+      <w:pPr>
+        <w:rPr>
+          <w:rFonts w:ascii="Times New Roman" w:hAnsi="Times New Roman" w:cs="Times New Roman"/>
+          <w:iCs/>
+          <w:sz w:val="28"/>
+          <w:szCs w:val="28"/>
+        </w:rPr>
+      </w:pPr>
+    </w:p>
+    <w:p>
+      <w:pPr>
+        <w:rPr>
+          <w:rFonts w:ascii="Times New Roman" w:hAnsi="Times New Roman" w:cs="Times New Roman"/>
+          <w:iCs/>
+          <w:sz w:val="28"/>
+          <w:szCs w:val="28"/>
+        </w:rPr>
+      </w:pPr>
+    </w:p>
+    <w:p>
+      <w:pPr>
         <w:rPr>
           <w:rFonts w:ascii="Times New Roman" w:hAnsi="Times New Roman" w:cs="Times New Roman"/>
           <w:iCs/>
@@ -479,38 +417,208 @@
     </w:p>
     <w:p>
       <w:pPr>
-        <w:jc w:val="both"/>
-        <w:rPr>
-          <w:rFonts w:ascii="Times New Roman" w:hAnsi="Times New Roman" w:cs="Times New Roman"/>
-          <w:sz w:val="28"/>
-          <w:szCs w:val="28"/>
-        </w:rPr>
-      </w:pPr>
-      <w:r>
-        <w:rPr>
-          <w:rFonts w:ascii="Times New Roman" w:hAnsi="Times New Roman" w:cs="Times New Roman"/>
-          <w:sz w:val="28"/>
-          <w:szCs w:val="28"/>
-        </w:rPr>
-        <w:t>Во второй день практики я успешно создала концепцию базы данных для варианта «Пиццерия», включающую анализ предметной области, проектирование ER-диаграммы и генерацию SQL-скриптов. Я научилась правильно определять таблицы, их атрибуты и устанавливать связи между ними.</w:t>
-      </w:r>
-    </w:p>
-    <w:p>
-      <w:pPr>
-        <w:jc w:val="both"/>
-        <w:rPr>
-          <w:rFonts w:ascii="Times New Roman" w:hAnsi="Times New Roman" w:cs="Times New Roman"/>
-          <w:sz w:val="28"/>
-          <w:szCs w:val="28"/>
-        </w:rPr>
-      </w:pPr>
-      <w:r>
-        <w:rPr>
-          <w:rFonts w:ascii="Times New Roman" w:hAnsi="Times New Roman" w:cs="Times New Roman"/>
-          <w:sz w:val="28"/>
-          <w:szCs w:val="28"/>
-        </w:rPr>
-        <w:t xml:space="preserve">Основной трудностью для меня стало правильно настроить связи между таблицами, особенно связи типа </w:t>
+        <w:rPr>
+          <w:rFonts w:ascii="Times New Roman" w:hAnsi="Times New Roman" w:cs="Times New Roman"/>
+          <w:sz w:val="28"/>
+          <w:szCs w:val="28"/>
+        </w:rPr>
+      </w:pPr>
+      <w:r>
+        <w:rPr>
+          <w:rFonts w:ascii="Times New Roman" w:hAnsi="Times New Roman" w:cs="Times New Roman"/>
+          <w:sz w:val="28"/>
+          <w:szCs w:val="28"/>
+        </w:rPr>
+        <w:lastRenderedPageBreak/>
+        <w:drawing>
+          <wp:inline distT="0" distB="0" distL="0" distR="0" wp14:anchorId="619F4763" wp14:editId="368283A5">
+            <wp:extent cx="5125165" cy="2000529"/>
+            <wp:effectExtent l="0" t="0" r="0" b="0"/>
+            <wp:docPr id="1" name="Рисунок 1"/>
+            <wp:cNvGraphicFramePr>
+              <a:graphicFrameLocks xmlns:a="http://schemas.openxmlformats.org/drawingml/2006/main" noChangeAspect="1"/>
+            </wp:cNvGraphicFramePr>
+            <a:graphic xmlns:a="http://schemas.openxmlformats.org/drawingml/2006/main">
+              <a:graphicData uri="http://schemas.openxmlformats.org/drawingml/2006/picture">
+                <pic:pic xmlns:pic="http://schemas.openxmlformats.org/drawingml/2006/picture">
+                  <pic:nvPicPr>
+                    <pic:cNvPr id="1" name=""/>
+                    <pic:cNvPicPr/>
+                  </pic:nvPicPr>
+                  <pic:blipFill>
+                    <a:blip r:embed="rId6"/>
+                    <a:stretch>
+                      <a:fillRect/>
+                    </a:stretch>
+                  </pic:blipFill>
+                  <pic:spPr>
+                    <a:xfrm>
+                      <a:off x="0" y="0"/>
+                      <a:ext cx="5125165" cy="2000529"/>
+                    </a:xfrm>
+                    <a:prstGeom prst="rect">
+                      <a:avLst/>
+                    </a:prstGeom>
+                  </pic:spPr>
+                </pic:pic>
+              </a:graphicData>
+            </a:graphic>
+          </wp:inline>
+        </w:drawing>
+      </w:r>
+      <w:r>
+        <w:rPr>
+          <w:rFonts w:ascii="Times New Roman" w:hAnsi="Times New Roman" w:cs="Times New Roman"/>
+          <w:sz w:val="28"/>
+          <w:szCs w:val="28"/>
+        </w:rPr>
+        <w:drawing>
+          <wp:inline distT="0" distB="0" distL="0" distR="0" wp14:anchorId="35487CC9" wp14:editId="38E801F0">
+            <wp:extent cx="5001323" cy="4591691"/>
+            <wp:effectExtent l="0" t="0" r="8890" b="0"/>
+            <wp:docPr id="2" name="Рисунок 2"/>
+            <wp:cNvGraphicFramePr>
+              <a:graphicFrameLocks xmlns:a="http://schemas.openxmlformats.org/drawingml/2006/main" noChangeAspect="1"/>
+            </wp:cNvGraphicFramePr>
+            <a:graphic xmlns:a="http://schemas.openxmlformats.org/drawingml/2006/main">
+              <a:graphicData uri="http://schemas.openxmlformats.org/drawingml/2006/picture">
+                <pic:pic xmlns:pic="http://schemas.openxmlformats.org/drawingml/2006/picture">
+                  <pic:nvPicPr>
+                    <pic:cNvPr id="1" name=""/>
+                    <pic:cNvPicPr/>
+                  </pic:nvPicPr>
+                  <pic:blipFill>
+                    <a:blip r:embed="rId7"/>
+                    <a:stretch>
+                      <a:fillRect/>
+                    </a:stretch>
+                  </pic:blipFill>
+                  <pic:spPr>
+                    <a:xfrm>
+                      <a:off x="0" y="0"/>
+                      <a:ext cx="5001323" cy="4591691"/>
+                    </a:xfrm>
+                    <a:prstGeom prst="rect">
+                      <a:avLst/>
+                    </a:prstGeom>
+                  </pic:spPr>
+                </pic:pic>
+              </a:graphicData>
+            </a:graphic>
+          </wp:inline>
+        </w:drawing>
+      </w:r>
+      <w:r>
+        <w:rPr>
+          <w:rFonts w:ascii="Times New Roman" w:hAnsi="Times New Roman" w:cs="Times New Roman"/>
+          <w:sz w:val="28"/>
+          <w:szCs w:val="28"/>
+        </w:rPr>
+        <w:lastRenderedPageBreak/>
+        <w:drawing>
+          <wp:inline distT="0" distB="0" distL="0" distR="0" wp14:anchorId="62A97076" wp14:editId="194C4DFD">
+            <wp:extent cx="5487166" cy="5458587"/>
+            <wp:effectExtent l="0" t="0" r="0" b="8890"/>
+            <wp:docPr id="3" name="Рисунок 3"/>
+            <wp:cNvGraphicFramePr>
+              <a:graphicFrameLocks xmlns:a="http://schemas.openxmlformats.org/drawingml/2006/main" noChangeAspect="1"/>
+            </wp:cNvGraphicFramePr>
+            <a:graphic xmlns:a="http://schemas.openxmlformats.org/drawingml/2006/main">
+              <a:graphicData uri="http://schemas.openxmlformats.org/drawingml/2006/picture">
+                <pic:pic xmlns:pic="http://schemas.openxmlformats.org/drawingml/2006/picture">
+                  <pic:nvPicPr>
+                    <pic:cNvPr id="1" name=""/>
+                    <pic:cNvPicPr/>
+                  </pic:nvPicPr>
+                  <pic:blipFill>
+                    <a:blip r:embed="rId8"/>
+                    <a:stretch>
+                      <a:fillRect/>
+                    </a:stretch>
+                  </pic:blipFill>
+                  <pic:spPr>
+                    <a:xfrm>
+                      <a:off x="0" y="0"/>
+                      <a:ext cx="5487166" cy="5458587"/>
+                    </a:xfrm>
+                    <a:prstGeom prst="rect">
+                      <a:avLst/>
+                    </a:prstGeom>
+                  </pic:spPr>
+                </pic:pic>
+              </a:graphicData>
+            </a:graphic>
+          </wp:inline>
+        </w:drawing>
+      </w:r>
+    </w:p>
+    <w:p>
+      <w:pPr>
+        <w:rPr>
+          <w:rFonts w:ascii="Times New Roman" w:hAnsi="Times New Roman" w:cs="Times New Roman"/>
+          <w:sz w:val="28"/>
+          <w:szCs w:val="28"/>
+        </w:rPr>
+      </w:pPr>
+      <w:r>
+        <w:rPr>
+          <w:rFonts w:ascii="Times New Roman" w:hAnsi="Times New Roman" w:cs="Times New Roman"/>
+          <w:sz w:val="28"/>
+          <w:szCs w:val="28"/>
+        </w:rPr>
+        <w:t>Ответы на вопросы:</w:t>
+      </w:r>
+    </w:p>
+    <w:p>
+      <w:pPr>
+        <w:rPr>
+          <w:rFonts w:ascii="Times New Roman" w:hAnsi="Times New Roman" w:cs="Times New Roman"/>
+          <w:sz w:val="28"/>
+          <w:szCs w:val="28"/>
+        </w:rPr>
+      </w:pPr>
+      <w:r>
+        <w:rPr>
+          <w:rFonts w:ascii="Times New Roman" w:hAnsi="Times New Roman" w:cs="Times New Roman"/>
+          <w:sz w:val="28"/>
+          <w:szCs w:val="28"/>
+        </w:rPr>
+        <w:t xml:space="preserve">1. INNER JOIN возвращает только записи с совпадениями в обеих таблицах, а LEFT JOIN возвращает все записи из левой таблицы, даже если нет совпадений в правой (тогда NULL). Пример: INNER JOIN Заказчики и Заказы покажет только клиентов с заказами, а LEFT JOIN покажет всех клиентов, включая тех, у кого заказов нет. </w:t>
+      </w:r>
+    </w:p>
+    <w:p>
+      <w:pPr>
+        <w:rPr>
+          <w:rFonts w:ascii="Times New Roman" w:hAnsi="Times New Roman" w:cs="Times New Roman"/>
+          <w:sz w:val="28"/>
+          <w:szCs w:val="28"/>
+        </w:rPr>
+      </w:pPr>
+      <w:r>
+        <w:rPr>
+          <w:rFonts w:ascii="Times New Roman" w:hAnsi="Times New Roman" w:cs="Times New Roman"/>
+          <w:sz w:val="28"/>
+          <w:szCs w:val="28"/>
+        </w:rPr>
+        <w:t xml:space="preserve">2. GROUP BY группирует строки с одинаковыми значениями для применения агрегатных функций. Пример: SELECT </w:t>
+      </w:r>
+      <w:proofErr w:type="spellStart"/>
+      <w:r>
+        <w:rPr>
+          <w:rFonts w:ascii="Times New Roman" w:hAnsi="Times New Roman" w:cs="Times New Roman"/>
+          <w:sz w:val="28"/>
+          <w:szCs w:val="28"/>
+        </w:rPr>
+        <w:t>id_заказчика</w:t>
+      </w:r>
+      <w:proofErr w:type="spellEnd"/>
+      <w:r>
+        <w:rPr>
+          <w:rFonts w:ascii="Times New Roman" w:hAnsi="Times New Roman" w:cs="Times New Roman"/>
+          <w:sz w:val="28"/>
+          <w:szCs w:val="28"/>
+        </w:rPr>
+        <w:t xml:space="preserve">, </w:t>
       </w:r>
       <w:proofErr w:type="gramStart"/>
       <w:r>
@@ -519,7 +627,7 @@
           <w:sz w:val="28"/>
           <w:szCs w:val="28"/>
         </w:rPr>
-        <w:t>M:N</w:t>
+        <w:t>COUNT(</w:t>
       </w:r>
       <w:proofErr w:type="gramEnd"/>
       <w:r>
@@ -528,43 +636,7 @@
           <w:sz w:val="28"/>
           <w:szCs w:val="28"/>
         </w:rPr>
-        <w:t>, поскольку изначально я неправильно указывала внешние ключи, что приводило к ошибкам. После консультаций и повторного изучения материала мне удалось понять, как правильно моделировать такие связи.</w:t>
-      </w:r>
-    </w:p>
-    <w:p>
-      <w:pPr>
-        <w:jc w:val="both"/>
-        <w:rPr>
-          <w:rFonts w:ascii="Times New Roman" w:hAnsi="Times New Roman" w:cs="Times New Roman"/>
-          <w:sz w:val="28"/>
-          <w:szCs w:val="28"/>
-        </w:rPr>
-      </w:pPr>
-      <w:r>
-        <w:rPr>
-          <w:rFonts w:ascii="Times New Roman" w:hAnsi="Times New Roman" w:cs="Times New Roman"/>
-          <w:sz w:val="28"/>
-          <w:szCs w:val="28"/>
-        </w:rPr>
-        <w:t>На сегодняшний день я завершила создание структуры базы данных, подготовила ER-диаграмму и сгенерировала SQL-скрипты. Однако, импорт тестовых данных в таблицы пока не выполнен, потому что столкнулась с трудностями при подготовке и импорте CSV-файлов, а также из-за необходимости дополнительно проверить правильность связей.</w:t>
-      </w:r>
-    </w:p>
-    <w:p>
-      <w:pPr>
-        <w:jc w:val="both"/>
-        <w:rPr>
-          <w:rFonts w:ascii="Times New Roman" w:hAnsi="Times New Roman" w:cs="Times New Roman"/>
-          <w:sz w:val="28"/>
-          <w:szCs w:val="28"/>
-        </w:rPr>
-      </w:pPr>
-      <w:r>
-        <w:rPr>
-          <w:rFonts w:ascii="Times New Roman" w:hAnsi="Times New Roman" w:cs="Times New Roman"/>
-          <w:sz w:val="28"/>
-          <w:szCs w:val="28"/>
-        </w:rPr>
-        <w:t xml:space="preserve">В целом, я приобрела новые знания в области моделирования баз данных, научилась использовать инструменты MySQL </w:t>
+        <w:t xml:space="preserve">*) FROM Заказы GROUP BY </w:t>
       </w:r>
       <w:proofErr w:type="spellStart"/>
       <w:r>
@@ -573,6 +645,92 @@
           <w:sz w:val="28"/>
           <w:szCs w:val="28"/>
         </w:rPr>
+        <w:t>id_заказчика</w:t>
+      </w:r>
+      <w:proofErr w:type="spellEnd"/>
+      <w:r>
+        <w:rPr>
+          <w:rFonts w:ascii="Times New Roman" w:hAnsi="Times New Roman" w:cs="Times New Roman"/>
+          <w:sz w:val="28"/>
+          <w:szCs w:val="28"/>
+        </w:rPr>
+        <w:t xml:space="preserve"> </w:t>
+      </w:r>
+      <w:r>
+        <w:rPr>
+          <w:rFonts w:ascii="Times New Roman" w:hAnsi="Times New Roman" w:cs="Times New Roman"/>
+          <w:sz w:val="28"/>
+          <w:szCs w:val="28"/>
+        </w:rPr>
+        <w:t xml:space="preserve">- </w:t>
+      </w:r>
+      <w:r>
+        <w:rPr>
+          <w:rFonts w:ascii="Times New Roman" w:hAnsi="Times New Roman" w:cs="Times New Roman"/>
+          <w:sz w:val="28"/>
+          <w:szCs w:val="28"/>
+        </w:rPr>
+        <w:t xml:space="preserve">подсчет количества заказов каждого клиента. </w:t>
+      </w:r>
+    </w:p>
+    <w:p>
+      <w:pPr>
+        <w:rPr>
+          <w:rFonts w:ascii="Times New Roman" w:hAnsi="Times New Roman" w:cs="Times New Roman"/>
+          <w:sz w:val="28"/>
+          <w:szCs w:val="28"/>
+        </w:rPr>
+      </w:pPr>
+      <w:r>
+        <w:rPr>
+          <w:rFonts w:ascii="Times New Roman" w:hAnsi="Times New Roman" w:cs="Times New Roman"/>
+          <w:sz w:val="28"/>
+          <w:szCs w:val="28"/>
+        </w:rPr>
+        <w:t xml:space="preserve">3. DELETE FROM Заказы без WHERE удалит все записи из таблицы, то есть все заказы. </w:t>
+      </w:r>
+    </w:p>
+    <w:p>
+      <w:pPr>
+        <w:rPr>
+          <w:rFonts w:ascii="Times New Roman" w:hAnsi="Times New Roman" w:cs="Times New Roman"/>
+          <w:sz w:val="28"/>
+          <w:szCs w:val="28"/>
+        </w:rPr>
+      </w:pPr>
+      <w:r>
+        <w:rPr>
+          <w:rFonts w:ascii="Times New Roman" w:hAnsi="Times New Roman" w:cs="Times New Roman"/>
+          <w:sz w:val="28"/>
+          <w:szCs w:val="28"/>
+        </w:rPr>
+        <w:lastRenderedPageBreak/>
+        <w:t xml:space="preserve">4. EXISTS обычно выполняется быстрее, так как он прекращает поиск после первого совпадения, а IN сначала собирает весь результат подзапроса. </w:t>
+      </w:r>
+    </w:p>
+    <w:p>
+      <w:pPr>
+        <w:rPr>
+          <w:rFonts w:ascii="Times New Roman" w:hAnsi="Times New Roman" w:cs="Times New Roman"/>
+          <w:sz w:val="28"/>
+          <w:szCs w:val="28"/>
+        </w:rPr>
+      </w:pPr>
+      <w:r>
+        <w:rPr>
+          <w:rFonts w:ascii="Times New Roman" w:hAnsi="Times New Roman" w:cs="Times New Roman"/>
+          <w:sz w:val="28"/>
+          <w:szCs w:val="28"/>
+        </w:rPr>
+        <w:t xml:space="preserve">5. В MySQL </w:t>
+      </w:r>
+      <w:proofErr w:type="spellStart"/>
+      <w:r>
+        <w:rPr>
+          <w:rFonts w:ascii="Times New Roman" w:hAnsi="Times New Roman" w:cs="Times New Roman"/>
+          <w:sz w:val="28"/>
+          <w:szCs w:val="28"/>
+        </w:rPr>
         <w:t>Workbench</w:t>
       </w:r>
       <w:proofErr w:type="spellEnd"/>
@@ -582,7 +740,200 @@
           <w:sz w:val="28"/>
           <w:szCs w:val="28"/>
         </w:rPr>
-        <w:t xml:space="preserve"> и составлять SQL-скрипты.</w:t>
+        <w:t xml:space="preserve"> нужно выделить нужную часть запроса мышкой и нажать Ctrl + Shift + Enter или кнопку «молния». </w:t>
+      </w:r>
+    </w:p>
+    <w:p>
+      <w:pPr>
+        <w:rPr>
+          <w:rFonts w:ascii="Times New Roman" w:hAnsi="Times New Roman" w:cs="Times New Roman"/>
+          <w:sz w:val="28"/>
+          <w:szCs w:val="28"/>
+        </w:rPr>
+      </w:pPr>
+      <w:r>
+        <w:rPr>
+          <w:rFonts w:ascii="Times New Roman" w:hAnsi="Times New Roman" w:cs="Times New Roman"/>
+          <w:sz w:val="28"/>
+          <w:szCs w:val="28"/>
+        </w:rPr>
+        <w:t xml:space="preserve">6. Транзакция </w:t>
+      </w:r>
+      <w:r>
+        <w:rPr>
+          <w:rFonts w:ascii="Times New Roman" w:hAnsi="Times New Roman" w:cs="Times New Roman"/>
+          <w:sz w:val="28"/>
+          <w:szCs w:val="28"/>
+        </w:rPr>
+        <w:t>-</w:t>
+      </w:r>
+      <w:r>
+        <w:rPr>
+          <w:rFonts w:ascii="Times New Roman" w:hAnsi="Times New Roman" w:cs="Times New Roman"/>
+          <w:sz w:val="28"/>
+          <w:szCs w:val="28"/>
+        </w:rPr>
+        <w:t xml:space="preserve"> группа операций, которая выполняется целиком или откатывается. Пример: START TRANSACTION; UPDATE Продукция SET Цена = Цена * 1.10; COMMIT; или ROLLBACK; при ошибке. </w:t>
+      </w:r>
+    </w:p>
+    <w:p>
+      <w:pPr>
+        <w:rPr>
+          <w:rFonts w:ascii="Times New Roman" w:hAnsi="Times New Roman" w:cs="Times New Roman"/>
+          <w:sz w:val="28"/>
+          <w:szCs w:val="28"/>
+        </w:rPr>
+      </w:pPr>
+      <w:r>
+        <w:rPr>
+          <w:rFonts w:ascii="Times New Roman" w:hAnsi="Times New Roman" w:cs="Times New Roman"/>
+          <w:sz w:val="28"/>
+          <w:szCs w:val="28"/>
+          <w:lang w:val="en-US"/>
+        </w:rPr>
+        <w:t xml:space="preserve">7. ALTER TABLE </w:t>
+      </w:r>
+      <w:r>
+        <w:rPr>
+          <w:rFonts w:ascii="Times New Roman" w:hAnsi="Times New Roman" w:cs="Times New Roman"/>
+          <w:sz w:val="28"/>
+          <w:szCs w:val="28"/>
+        </w:rPr>
+        <w:t>Заказы</w:t>
+      </w:r>
+      <w:r>
+        <w:rPr>
+          <w:rFonts w:ascii="Times New Roman" w:hAnsi="Times New Roman" w:cs="Times New Roman"/>
+          <w:sz w:val="28"/>
+          <w:szCs w:val="28"/>
+          <w:lang w:val="en-US"/>
+        </w:rPr>
+        <w:t xml:space="preserve"> ADD COLUMN </w:t>
+      </w:r>
+      <w:r>
+        <w:rPr>
+          <w:rFonts w:ascii="Times New Roman" w:hAnsi="Times New Roman" w:cs="Times New Roman"/>
+          <w:sz w:val="28"/>
+          <w:szCs w:val="28"/>
+        </w:rPr>
+        <w:t>статус</w:t>
+      </w:r>
+      <w:r>
+        <w:rPr>
+          <w:rFonts w:ascii="Times New Roman" w:hAnsi="Times New Roman" w:cs="Times New Roman"/>
+          <w:sz w:val="28"/>
+          <w:szCs w:val="28"/>
+          <w:lang w:val="en-US"/>
+        </w:rPr>
+        <w:t xml:space="preserve"> </w:t>
+      </w:r>
+      <w:proofErr w:type="gramStart"/>
+      <w:r>
+        <w:rPr>
+          <w:rFonts w:ascii="Times New Roman" w:hAnsi="Times New Roman" w:cs="Times New Roman"/>
+          <w:sz w:val="28"/>
+          <w:szCs w:val="28"/>
+          <w:lang w:val="en-US"/>
+        </w:rPr>
+        <w:t>VARCHAR(</w:t>
+      </w:r>
+      <w:proofErr w:type="gramEnd"/>
+      <w:r>
+        <w:rPr>
+          <w:rFonts w:ascii="Times New Roman" w:hAnsi="Times New Roman" w:cs="Times New Roman"/>
+          <w:sz w:val="28"/>
+          <w:szCs w:val="28"/>
+          <w:lang w:val="en-US"/>
+        </w:rPr>
+        <w:t xml:space="preserve">50); </w:t>
+      </w:r>
+    </w:p>
+    <w:p>
+      <w:pPr>
+        <w:rPr>
+          <w:rFonts w:ascii="Times New Roman" w:hAnsi="Times New Roman" w:cs="Times New Roman"/>
+          <w:sz w:val="28"/>
+          <w:szCs w:val="28"/>
+        </w:rPr>
+      </w:pPr>
+      <w:r>
+        <w:rPr>
+          <w:rFonts w:ascii="Times New Roman" w:hAnsi="Times New Roman" w:cs="Times New Roman"/>
+          <w:sz w:val="28"/>
+          <w:szCs w:val="28"/>
+        </w:rPr>
+        <w:t xml:space="preserve">8. Да, </w:t>
+      </w:r>
+      <w:r>
+        <w:rPr>
+          <w:rFonts w:ascii="Times New Roman" w:hAnsi="Times New Roman" w:cs="Times New Roman"/>
+          <w:sz w:val="28"/>
+          <w:szCs w:val="28"/>
+        </w:rPr>
+        <w:t>моя</w:t>
+      </w:r>
+      <w:r>
+        <w:rPr>
+          <w:rFonts w:ascii="Times New Roman" w:hAnsi="Times New Roman" w:cs="Times New Roman"/>
+          <w:sz w:val="28"/>
+          <w:szCs w:val="28"/>
+        </w:rPr>
+        <w:t xml:space="preserve"> БД пиццерии находится в 3НФ, так как нет повторяющихся групп, частичных и транзитивных зависимостей.</w:t>
+      </w:r>
+    </w:p>
+    <w:p>
+      <w:pPr>
+        <w:rPr>
+          <w:rFonts w:ascii="Times New Roman" w:hAnsi="Times New Roman" w:cs="Times New Roman"/>
+          <w:sz w:val="28"/>
+          <w:szCs w:val="28"/>
+        </w:rPr>
+      </w:pPr>
+      <w:r>
+        <w:rPr>
+          <w:rFonts w:ascii="Times New Roman" w:hAnsi="Times New Roman" w:cs="Times New Roman"/>
+          <w:sz w:val="28"/>
+          <w:szCs w:val="28"/>
+        </w:rPr>
+        <w:t>Вывод:</w:t>
+      </w:r>
+      <w:r>
+        <w:t xml:space="preserve"> </w:t>
+      </w:r>
+    </w:p>
+    <w:p>
+      <w:pPr>
+        <w:rPr>
+          <w:rFonts w:ascii="Times New Roman" w:hAnsi="Times New Roman" w:cs="Times New Roman"/>
+          <w:sz w:val="28"/>
+          <w:szCs w:val="28"/>
+        </w:rPr>
+      </w:pPr>
+      <w:r>
+        <w:rPr>
+          <w:rFonts w:ascii="Times New Roman" w:hAnsi="Times New Roman" w:cs="Times New Roman"/>
+          <w:sz w:val="28"/>
+          <w:szCs w:val="28"/>
+        </w:rPr>
+        <w:t xml:space="preserve">В ходе практики Дня 4 была отработана работа с SQL-запросами в MySQL </w:t>
+      </w:r>
+      <w:proofErr w:type="spellStart"/>
+      <w:r>
+        <w:rPr>
+          <w:rFonts w:ascii="Times New Roman" w:hAnsi="Times New Roman" w:cs="Times New Roman"/>
+          <w:sz w:val="28"/>
+          <w:szCs w:val="28"/>
+        </w:rPr>
+        <w:t>Workbench</w:t>
+      </w:r>
+      <w:proofErr w:type="spellEnd"/>
+      <w:r>
+        <w:rPr>
+          <w:rFonts w:ascii="Times New Roman" w:hAnsi="Times New Roman" w:cs="Times New Roman"/>
+          <w:sz w:val="28"/>
+          <w:szCs w:val="28"/>
+        </w:rPr>
+        <w:t xml:space="preserve"> на основе ER-диаграммы пиццерии. База данных заполнена тестовыми данными. Составлены и выполнены 20 запросов: простые выборки (WHERE, ORDER BY, LIKE), JOIN-соединения (INNER и LEFT), агрегации с GROUP BY и HAVING, подзапросы (IN, EXISTS, сравнение с максимумом), а также UPDATE и DELETE. В процессе были изучены транзакции (BEGIN, COMMIT, ROLLBACK), добавление столбцов через ALTER TABLE, отключение безопасного режима (SQL_SAFE_UPDATES). Освоены навыки составления осмысленных запросов, анализа результатов и устранения ошибок. База данных приведена к 3НФ. Результаты оформлены в виде SQL-файла и скриншотов.</w:t>
       </w:r>
     </w:p>
     <w:sectPr>
@@ -593,6 +944,56 @@
     </w:sectPr>
   </w:body>
 </w:document>
+</file>
+
+<file path=word/endnotes.xml><?xml version="1.0" encoding="utf-8"?>
+<w:endnotes xmlns:wpc="http://schemas.microsoft.com/office/word/2010/wordprocessingCanvas" xmlns:cx="http://schemas.microsoft.com/office/drawing/2014/chartex" xmlns:cx1="http://schemas.microsoft.com/office/drawing/2015/9/8/chartex" xmlns:cx2="http://schemas.microsoft.com/office/drawing/2015/10/21/chartex" xmlns:cx3="http://schemas.microsoft.com/office/drawing/2016/5/9/chartex" xmlns:cx4="http://schemas.microsoft.com/office/drawing/2016/5/10/chartex" xmlns:cx5="http://schemas.microsoft.com/office/drawing/2016/5/11/chartex" xmlns:cx6="http://schemas.microsoft.com/office/drawing/2016/5/12/chartex" xmlns:cx7="http://schemas.microsoft.com/office/drawing/2016/5/13/chartex" xmlns:cx8="http://schemas.microsoft.com/office/drawing/2016/5/14/chartex" xmlns:mc="http://schemas.openxmlformats.org/markup-compatibility/2006" xmlns:aink="http://schemas.microsoft.com/office/drawing/2016/ink" xmlns:am3d="http://schemas.microsoft.com/office/drawing/2017/model3d" xmlns:o="urn:schemas-microsoft-com:office:office" xmlns:oel="http://schemas.microsoft.com/office/2019/extlst" xmlns:r="http://schemas.openxmlformats.org/officeDocument/2006/relationships" xmlns:m="http://schemas.openxmlformats.org/officeDocument/2006/math" xmlns:v="urn:schemas-microsoft-com:vml" xmlns:wp14="http://schemas.microsoft.com/office/word/2010/wordprocessingDrawing" xmlns:wp="http://schemas.openxmlformats.org/drawingml/2006/wordprocessingDrawing" xmlns:w10="urn:schemas-microsoft-com:office:word" xmlns:w="http://schemas.openxmlformats.org/wordprocessingml/2006/main" xmlns:w14="http://schemas.microsoft.com/office/word/2010/wordml" xmlns:w15="http://schemas.microsoft.com/office/word/2012/wordml" xmlns:w16cex="http://schemas.microsoft.com/office/word/2018/wordml/cex" xmlns:w16cid="http://schemas.microsoft.com/office/word/2016/wordml/cid" xmlns:w16="http://schemas.microsoft.com/office/word/2018/wordml" xmlns:w16sdtdh="http://schemas.microsoft.com/office/word/2020/wordml/sdtdatahash" xmlns:w16se="http://schemas.microsoft.com/office/word/2015/wordml/symex" xmlns:wpg="http://schemas.microsoft.com/office/word/2010/wordprocessingGroup" xmlns:wpi="http://schemas.microsoft.com/office/word/2010/wordprocessingInk" xmlns:wne="http://schemas.microsoft.com/office/word/2006/wordml" xmlns:wps="http://schemas.microsoft.com/office/word/2010/wordprocessingShape" mc:Ignorable="w14 w15 w16se w16cid w16 w16cex w16sdtdh wp14">
+  <w:endnote w:type="separator" w:id="-1">
+    <w:p>
+      <w:pPr>
+        <w:spacing w:after="0" w:line="240" w:lineRule="auto"/>
+      </w:pPr>
+      <w:r>
+        <w:separator/>
+      </w:r>
+    </w:p>
+  </w:endnote>
+  <w:endnote w:type="continuationSeparator" w:id="0">
+    <w:p>
+      <w:pPr>
+        <w:spacing w:after="0" w:line="240" w:lineRule="auto"/>
+      </w:pPr>
+      <w:r>
+        <w:continuationSeparator/>
+      </w:r>
+    </w:p>
+  </w:endnote>
+</w:endnotes>
+</file>
+
+<file path=word/footnotes.xml><?xml version="1.0" encoding="utf-8"?>
+<w:footnotes xmlns:wpc="http://schemas.microsoft.com/office/word/2010/wordprocessingCanvas" xmlns:cx="http://schemas.microsoft.com/office/drawing/2014/chartex" xmlns:cx1="http://schemas.microsoft.com/office/drawing/2015/9/8/chartex" xmlns:cx2="http://schemas.microsoft.com/office/drawing/2015/10/21/chartex" xmlns:cx3="http://schemas.microsoft.com/office/drawing/2016/5/9/chartex" xmlns:cx4="http://schemas.microsoft.com/office/drawing/2016/5/10/chartex" xmlns:cx5="http://schemas.microsoft.com/office/drawing/2016/5/11/chartex" xmlns:cx6="http://schemas.microsoft.com/office/drawing/2016/5/12/chartex" xmlns:cx7="http://schemas.microsoft.com/office/drawing/2016/5/13/chartex" xmlns:cx8="http://schemas.microsoft.com/office/drawing/2016/5/14/chartex" xmlns:mc="http://schemas.openxmlformats.org/markup-compatibility/2006" xmlns:aink="http://schemas.microsoft.com/office/drawing/2016/ink" xmlns:am3d="http://schemas.microsoft.com/office/drawing/2017/model3d" xmlns:o="urn:schemas-microsoft-com:office:office" xmlns:oel="http://schemas.microsoft.com/office/2019/extlst" xmlns:r="http://schemas.openxmlformats.org/officeDocument/2006/relationships" xmlns:m="http://schemas.openxmlformats.org/officeDocument/2006/math" xmlns:v="urn:schemas-microsoft-com:vml" xmlns:wp14="http://schemas.microsoft.com/office/word/2010/wordprocessingDrawing" xmlns:wp="http://schemas.openxmlformats.org/drawingml/2006/wordprocessingDrawing" xmlns:w10="urn:schemas-microsoft-com:office:word" xmlns:w="http://schemas.openxmlformats.org/wordprocessingml/2006/main" xmlns:w14="http://schemas.microsoft.com/office/word/2010/wordml" xmlns:w15="http://schemas.microsoft.com/office/word/2012/wordml" xmlns:w16cex="http://schemas.microsoft.com/office/word/2018/wordml/cex" xmlns:w16cid="http://schemas.microsoft.com/office/word/2016/wordml/cid" xmlns:w16="http://schemas.microsoft.com/office/word/2018/wordml" xmlns:w16sdtdh="http://schemas.microsoft.com/office/word/2020/wordml/sdtdatahash" xmlns:w16se="http://schemas.microsoft.com/office/word/2015/wordml/symex" xmlns:wpg="http://schemas.microsoft.com/office/word/2010/wordprocessingGroup" xmlns:wpi="http://schemas.microsoft.com/office/word/2010/wordprocessingInk" xmlns:wne="http://schemas.microsoft.com/office/word/2006/wordml" xmlns:wps="http://schemas.microsoft.com/office/word/2010/wordprocessingShape" mc:Ignorable="w14 w15 w16se w16cid w16 w16cex w16sdtdh wp14">
+  <w:footnote w:type="separator" w:id="-1">
+    <w:p>
+      <w:pPr>
+        <w:spacing w:after="0" w:line="240" w:lineRule="auto"/>
+      </w:pPr>
+      <w:r>
+        <w:separator/>
+      </w:r>
+    </w:p>
+  </w:footnote>
+  <w:footnote w:type="continuationSeparator" w:id="0">
+    <w:p>
+      <w:pPr>
+        <w:spacing w:after="0" w:line="240" w:lineRule="auto"/>
+      </w:pPr>
+      <w:r>
+        <w:continuationSeparator/>
+      </w:r>
+    </w:p>
+  </w:footnote>
+</w:footnotes>
 </file>
 
 <file path=word/styles.xml><?xml version="1.0" encoding="utf-8"?>
@@ -1003,7 +1404,7 @@
     <w:link w:val="10"/>
     <w:uiPriority w:val="9"/>
     <w:qFormat/>
-    <w:rsid w:val="00324B08"/>
+    <w:rsid w:val="003A378B"/>
     <w:pPr>
       <w:keepNext/>
       <w:keepLines/>
@@ -1026,7 +1427,7 @@
     <w:semiHidden/>
     <w:unhideWhenUsed/>
     <w:qFormat/>
-    <w:rsid w:val="00324B08"/>
+    <w:rsid w:val="003A378B"/>
     <w:pPr>
       <w:keepNext/>
       <w:keepLines/>
@@ -1049,7 +1450,7 @@
     <w:semiHidden/>
     <w:unhideWhenUsed/>
     <w:qFormat/>
-    <w:rsid w:val="00324B08"/>
+    <w:rsid w:val="003A378B"/>
     <w:pPr>
       <w:keepNext/>
       <w:keepLines/>
@@ -1072,7 +1473,7 @@
     <w:semiHidden/>
     <w:unhideWhenUsed/>
     <w:qFormat/>
-    <w:rsid w:val="00324B08"/>
+    <w:rsid w:val="003A378B"/>
     <w:pPr>
       <w:keepNext/>
       <w:keepLines/>
@@ -1095,7 +1496,7 @@
     <w:semiHidden/>
     <w:unhideWhenUsed/>
     <w:qFormat/>
-    <w:rsid w:val="00324B08"/>
+    <w:rsid w:val="003A378B"/>
     <w:pPr>
       <w:keepNext/>
       <w:keepLines/>
@@ -1116,7 +1517,7 @@
     <w:semiHidden/>
     <w:unhideWhenUsed/>
     <w:qFormat/>
-    <w:rsid w:val="00324B08"/>
+    <w:rsid w:val="003A378B"/>
     <w:pPr>
       <w:keepNext/>
       <w:keepLines/>
@@ -1139,7 +1540,7 @@
     <w:semiHidden/>
     <w:unhideWhenUsed/>
     <w:qFormat/>
-    <w:rsid w:val="00324B08"/>
+    <w:rsid w:val="003A378B"/>
     <w:pPr>
       <w:keepNext/>
       <w:keepLines/>
@@ -1160,7 +1561,7 @@
     <w:semiHidden/>
     <w:unhideWhenUsed/>
     <w:qFormat/>
-    <w:rsid w:val="00324B08"/>
+    <w:rsid w:val="003A378B"/>
     <w:pPr>
       <w:keepNext/>
       <w:keepLines/>
@@ -1183,7 +1584,7 @@
     <w:semiHidden/>
     <w:unhideWhenUsed/>
     <w:qFormat/>
-    <w:rsid w:val="00324B08"/>
+    <w:rsid w:val="003A378B"/>
     <w:pPr>
       <w:keepNext/>
       <w:keepLines/>
@@ -1226,7 +1627,7 @@
     <w:basedOn w:val="a0"/>
     <w:link w:val="1"/>
     <w:uiPriority w:val="9"/>
-    <w:rsid w:val="00324B08"/>
+    <w:rsid w:val="003A378B"/>
     <w:rPr>
       <w:rFonts w:asciiTheme="majorHAnsi" w:eastAsiaTheme="majorEastAsia" w:hAnsiTheme="majorHAnsi" w:cstheme="majorBidi"/>
       <w:color w:val="0F4761" w:themeColor="accent1" w:themeShade="BF"/>
@@ -1240,7 +1641,7 @@
     <w:link w:val="2"/>
     <w:uiPriority w:val="9"/>
     <w:semiHidden/>
-    <w:rsid w:val="00324B08"/>
+    <w:rsid w:val="003A378B"/>
     <w:rPr>
       <w:rFonts w:asciiTheme="majorHAnsi" w:eastAsiaTheme="majorEastAsia" w:hAnsiTheme="majorHAnsi" w:cstheme="majorBidi"/>
       <w:color w:val="0F4761" w:themeColor="accent1" w:themeShade="BF"/>
@@ -1254,7 +1655,7 @@
     <w:link w:val="3"/>
     <w:uiPriority w:val="9"/>
     <w:semiHidden/>
-    <w:rsid w:val="00324B08"/>
+    <w:rsid w:val="003A378B"/>
     <w:rPr>
       <w:rFonts w:eastAsiaTheme="majorEastAsia" w:cstheme="majorBidi"/>
       <w:color w:val="0F4761" w:themeColor="accent1" w:themeShade="BF"/>
@@ -1268,7 +1669,7 @@
     <w:link w:val="4"/>
     <w:uiPriority w:val="9"/>
     <w:semiHidden/>
-    <w:rsid w:val="00324B08"/>
+    <w:rsid w:val="003A378B"/>
     <w:rPr>
       <w:rFonts w:eastAsiaTheme="majorEastAsia" w:cstheme="majorBidi"/>
       <w:i/>
@@ -1282,7 +1683,7 @@
     <w:link w:val="5"/>
     <w:uiPriority w:val="9"/>
     <w:semiHidden/>
-    <w:rsid w:val="00324B08"/>
+    <w:rsid w:val="003A378B"/>
     <w:rPr>
       <w:rFonts w:eastAsiaTheme="majorEastAsia" w:cstheme="majorBidi"/>
       <w:color w:val="0F4761" w:themeColor="accent1" w:themeShade="BF"/>
@@ -1294,7 +1695,7 @@
     <w:link w:val="6"/>
     <w:uiPriority w:val="9"/>
     <w:semiHidden/>
-    <w:rsid w:val="00324B08"/>
+    <w:rsid w:val="003A378B"/>
     <w:rPr>
       <w:rFonts w:eastAsiaTheme="majorEastAsia" w:cstheme="majorBidi"/>
       <w:i/>
@@ -1308,7 +1709,7 @@
     <w:link w:val="7"/>
     <w:uiPriority w:val="9"/>
     <w:semiHidden/>
-    <w:rsid w:val="00324B08"/>
+    <w:rsid w:val="003A378B"/>
     <w:rPr>
       <w:rFonts w:eastAsiaTheme="majorEastAsia" w:cstheme="majorBidi"/>
       <w:color w:val="595959" w:themeColor="text1" w:themeTint="A6"/>
@@ -1320,7 +1721,7 @@
     <w:link w:val="8"/>
     <w:uiPriority w:val="9"/>
     <w:semiHidden/>
-    <w:rsid w:val="00324B08"/>
+    <w:rsid w:val="003A378B"/>
     <w:rPr>
       <w:rFonts w:eastAsiaTheme="majorEastAsia" w:cstheme="majorBidi"/>
       <w:i/>
@@ -1334,7 +1735,7 @@
     <w:link w:val="9"/>
     <w:uiPriority w:val="9"/>
     <w:semiHidden/>
-    <w:rsid w:val="00324B08"/>
+    <w:rsid w:val="003A378B"/>
     <w:rPr>
       <w:rFonts w:eastAsiaTheme="majorEastAsia" w:cstheme="majorBidi"/>
       <w:color w:val="272727" w:themeColor="text1" w:themeTint="D8"/>
@@ -1347,7 +1748,7 @@
     <w:link w:val="a4"/>
     <w:uiPriority w:val="10"/>
     <w:qFormat/>
-    <w:rsid w:val="00324B08"/>
+    <w:rsid w:val="003A378B"/>
     <w:pPr>
       <w:spacing w:after="80" w:line="240" w:lineRule="auto"/>
       <w:contextualSpacing/>
@@ -1365,7 +1766,7 @@
     <w:basedOn w:val="a0"/>
     <w:link w:val="a3"/>
     <w:uiPriority w:val="10"/>
-    <w:rsid w:val="00324B08"/>
+    <w:rsid w:val="003A378B"/>
     <w:rPr>
       <w:rFonts w:asciiTheme="majorHAnsi" w:eastAsiaTheme="majorEastAsia" w:hAnsiTheme="majorHAnsi" w:cstheme="majorBidi"/>
       <w:spacing w:val="-10"/>
@@ -1381,7 +1782,7 @@
     <w:link w:val="a6"/>
     <w:uiPriority w:val="11"/>
     <w:qFormat/>
-    <w:rsid w:val="00324B08"/>
+    <w:rsid w:val="003A378B"/>
     <w:pPr>
       <w:numPr>
         <w:ilvl w:val="1"/>
@@ -1400,7 +1801,7 @@
     <w:basedOn w:val="a0"/>
     <w:link w:val="a5"/>
     <w:uiPriority w:val="11"/>
-    <w:rsid w:val="00324B08"/>
+    <w:rsid w:val="003A378B"/>
     <w:rPr>
       <w:rFonts w:eastAsiaTheme="majorEastAsia" w:cstheme="majorBidi"/>
       <w:color w:val="595959" w:themeColor="text1" w:themeTint="A6"/>
@@ -1416,7 +1817,7 @@
     <w:link w:val="22"/>
     <w:uiPriority w:val="29"/>
     <w:qFormat/>
-    <w:rsid w:val="00324B08"/>
+    <w:rsid w:val="003A378B"/>
     <w:pPr>
       <w:spacing w:before="160"/>
       <w:jc w:val="center"/>
@@ -1432,7 +1833,7 @@
     <w:basedOn w:val="a0"/>
     <w:link w:val="21"/>
     <w:uiPriority w:val="29"/>
-    <w:rsid w:val="00324B08"/>
+    <w:rsid w:val="003A378B"/>
     <w:rPr>
       <w:i/>
       <w:iCs/>
@@ -1444,7 +1845,7 @@
     <w:basedOn w:val="a"/>
     <w:uiPriority w:val="34"/>
     <w:qFormat/>
-    <w:rsid w:val="00324B08"/>
+    <w:rsid w:val="003A378B"/>
     <w:pPr>
       <w:ind w:left="720"/>
       <w:contextualSpacing/>
@@ -1455,7 +1856,7 @@
     <w:basedOn w:val="a0"/>
     <w:uiPriority w:val="21"/>
     <w:qFormat/>
-    <w:rsid w:val="00324B08"/>
+    <w:rsid w:val="003A378B"/>
     <w:rPr>
       <w:i/>
       <w:iCs/>
@@ -1469,7 +1870,7 @@
     <w:link w:val="aa"/>
     <w:uiPriority w:val="30"/>
     <w:qFormat/>
-    <w:rsid w:val="00324B08"/>
+    <w:rsid w:val="003A378B"/>
     <w:pPr>
       <w:pBdr>
         <w:top w:val="single" w:sz="4" w:space="10" w:color="0F4761" w:themeColor="accent1" w:themeShade="BF"/>
@@ -1490,7 +1891,7 @@
     <w:basedOn w:val="a0"/>
     <w:link w:val="a9"/>
     <w:uiPriority w:val="30"/>
-    <w:rsid w:val="00324B08"/>
+    <w:rsid w:val="003A378B"/>
     <w:rPr>
       <w:i/>
       <w:iCs/>
@@ -1502,7 +1903,7 @@
     <w:basedOn w:val="a0"/>
     <w:uiPriority w:val="32"/>
     <w:qFormat/>
-    <w:rsid w:val="00324B08"/>
+    <w:rsid w:val="003A378B"/>
     <w:rPr>
       <w:b/>
       <w:bCs/>
@@ -1510,6 +1911,50 @@
       <w:color w:val="0F4761" w:themeColor="accent1" w:themeShade="BF"/>
       <w:spacing w:val="5"/>
     </w:rPr>
+  </w:style>
+  <w:style w:type="paragraph" w:styleId="ac">
+    <w:name w:val="header"/>
+    <w:basedOn w:val="a"/>
+    <w:link w:val="ad"/>
+    <w:uiPriority w:val="99"/>
+    <w:unhideWhenUsed/>
+    <w:rsid w:val="00264B82"/>
+    <w:pPr>
+      <w:tabs>
+        <w:tab w:val="center" w:pos="4677"/>
+        <w:tab w:val="right" w:pos="9355"/>
+      </w:tabs>
+      <w:spacing w:after="0" w:line="240" w:lineRule="auto"/>
+    </w:pPr>
+  </w:style>
+  <w:style w:type="character" w:customStyle="1" w:styleId="ad">
+    <w:name w:val="Верхний колонтитул Знак"/>
+    <w:basedOn w:val="a0"/>
+    <w:link w:val="ac"/>
+    <w:uiPriority w:val="99"/>
+    <w:rsid w:val="00264B82"/>
+  </w:style>
+  <w:style w:type="paragraph" w:styleId="ae">
+    <w:name w:val="footer"/>
+    <w:basedOn w:val="a"/>
+    <w:link w:val="af"/>
+    <w:uiPriority w:val="99"/>
+    <w:unhideWhenUsed/>
+    <w:rsid w:val="00264B82"/>
+    <w:pPr>
+      <w:tabs>
+        <w:tab w:val="center" w:pos="4677"/>
+        <w:tab w:val="right" w:pos="9355"/>
+      </w:tabs>
+      <w:spacing w:after="0" w:line="240" w:lineRule="auto"/>
+    </w:pPr>
+  </w:style>
+  <w:style w:type="character" w:customStyle="1" w:styleId="af">
+    <w:name w:val="Нижний колонтитул Знак"/>
+    <w:basedOn w:val="a0"/>
+    <w:link w:val="ae"/>
+    <w:uiPriority w:val="99"/>
+    <w:rsid w:val="00264B82"/>
   </w:style>
 </w:styles>
 </file>
